--- a/KBS thmul24.docx
+++ b/KBS thmul24.docx
@@ -9,6 +9,9 @@
       <w:r>
         <w:t xml:space="preserve"> </w:t>
       </w:r>
+      <w:r>
+        <w:t>Thor Müller</w:t>
+      </w:r>
     </w:p>
     <w:p>
       <w:r>
@@ -19,11 +22,25 @@
       <w:r>
         <w:t>GitHub User:</w:t>
       </w:r>
+      <w:r>
+        <w:t xml:space="preserve"> Thor-Mller</w:t>
+      </w:r>
     </w:p>
     <w:p>
       <w:r>
         <w:t>GitHub Repo:</w:t>
       </w:r>
+      <w:r>
+        <w:t xml:space="preserve"> </w:t>
+      </w:r>
+      <w:hyperlink r:id="rId5" w:history="1">
+        <w:r>
+          <w:rPr>
+            <w:rStyle w:val="Hyperlink"/>
+          </w:rPr>
+          <w:t>GitHub - Thor-Mller/AstroidsFX-For-Software-Engineering · GitHub</w:t>
+        </w:r>
+      </w:hyperlink>
     </w:p>
     <w:p>
       <w:pPr>
@@ -54,16 +71,7 @@
     </w:p>
     <w:p>
       <w:r>
-        <w:rPr/>
-        <w:t>Outline how the developed game addresses the requirement – its key characteristics and fundamental principles (</w:t>
-      </w:r>
-      <w:r>
-        <w:rPr/>
-        <w:t>establishing</w:t>
-      </w:r>
-      <w:r>
-        <w:rPr/>
-        <w:t xml:space="preserve"> a solution).</w:t>
+        <w:t>Outline how the developed game addresses the requirement – its key characteristics and fundamental principles (establishing a solution).</w:t>
       </w:r>
     </w:p>
     <w:p/>
@@ -83,7 +91,6 @@
     </w:p>
     <w:p>
       <w:r>
-        <w:rPr/>
         <w:t xml:space="preserve">The introduction must describe the game. </w:t>
       </w:r>
     </w:p>
@@ -113,77 +120,66 @@
     </w:p>
     <w:p>
       <w:r>
-        <w:rPr/>
         <w:t xml:space="preserve">Describe the component-based game in terms </w:t>
       </w:r>
       <w:r>
         <w:rPr>
-          <w:b w:val="1"/>
-          <w:bCs w:val="1"/>
+          <w:b/>
+          <w:bCs/>
         </w:rPr>
         <w:t>of interface contracts</w:t>
       </w:r>
       <w:r>
-        <w:rPr/>
         <w:t>, functional and non-functional requirements.</w:t>
       </w:r>
       <w:r>
         <w:br/>
-      </w:r>
-      <w:r>
-        <w:rPr/>
         <w:t xml:space="preserve">The game must include </w:t>
       </w:r>
       <w:r>
         <w:rPr>
-          <w:b w:val="1"/>
-          <w:bCs w:val="1"/>
+          <w:b/>
+          <w:bCs/>
         </w:rPr>
         <w:t>Player</w:t>
       </w:r>
       <w:r>
-        <w:rPr/>
         <w:t xml:space="preserve">, </w:t>
       </w:r>
       <w:r>
         <w:rPr>
-          <w:b w:val="1"/>
-          <w:bCs w:val="1"/>
+          <w:b/>
+          <w:bCs/>
         </w:rPr>
         <w:t>Enemy</w:t>
       </w:r>
       <w:r>
-        <w:rPr/>
         <w:t>,</w:t>
       </w:r>
       <w:r>
-        <w:rPr/>
         <w:t xml:space="preserve"> Asteroids, </w:t>
       </w:r>
       <w:r>
         <w:rPr>
-          <w:b w:val="1"/>
-          <w:bCs w:val="1"/>
+          <w:b/>
+          <w:bCs/>
         </w:rPr>
         <w:t>Weapon</w:t>
       </w:r>
       <w:r>
         <w:rPr>
-          <w:b w:val="1"/>
-          <w:bCs w:val="1"/>
+          <w:b/>
+          <w:bCs/>
         </w:rPr>
         <w:t>/Bullet</w:t>
       </w:r>
       <w:r>
-        <w:rPr/>
         <w:t xml:space="preserve"> and </w:t>
       </w:r>
       <w:r>
-        <w:rPr/>
         <w:t xml:space="preserve">Rendering/Drawing (Core) </w:t>
       </w:r>
       <w:r>
-        <w:rPr/>
         <w:t>components.</w:t>
       </w:r>
     </w:p>
@@ -214,7 +210,7 @@
       </w:r>
     </w:p>
     <w:p>
-      <w:bookmarkStart w:name="_Int_Y3aZoE9h" w:id="0"/>
+      <w:bookmarkStart w:id="0" w:name="_Int_Y3aZoE9h"/>
       <w:r>
         <w:t xml:space="preserve">Analysis describes only </w:t>
       </w:r>
@@ -242,16 +238,7 @@
     </w:p>
     <w:p>
       <w:r>
-        <w:rPr/>
-        <w:t xml:space="preserve">In analysis, you can </w:t>
-      </w:r>
-      <w:r>
-        <w:rPr/>
-        <w:t>come up with</w:t>
-      </w:r>
-      <w:r>
-        <w:rPr/>
-        <w:t xml:space="preserve"> a rough draft of the interfaces and the entities of the game.</w:t>
+        <w:t>In analysis, you can come up with a rough draft of the interfaces and the entities of the game.</w:t>
       </w:r>
     </w:p>
     <w:p>
@@ -317,7 +304,7 @@
       <w:r>
         <w:t xml:space="preserve"> of the game using a UML component diagram, see </w:t>
       </w:r>
-      <w:hyperlink r:id="rId5">
+      <w:hyperlink r:id="rId6">
         <w:r>
           <w:rPr>
             <w:color w:val="0563C1"/>
@@ -337,15 +324,10 @@
     </w:p>
     <w:p>
       <w:r>
-        <w:rPr/>
         <w:t>Furthermore, the different elements of the game and how they are connected must be described.</w:t>
       </w:r>
     </w:p>
-    <w:p>
-      <w:pPr>
-        <w:pStyle w:val="Normal"/>
-      </w:pPr>
-    </w:p>
+    <w:p/>
     <w:p>
       <w:pPr>
         <w:rPr>
@@ -387,185 +369,112 @@
     </w:p>
     <w:p>
       <w:r>
+        <w:lastRenderedPageBreak/>
         <w:t>You should describe how you register components and how you access them.</w:t>
       </w:r>
     </w:p>
     <w:p>
       <w:r>
-        <w:rPr/>
         <w:t xml:space="preserve">Note, you are allowed to reuse the game logic, but you must implement the </w:t>
       </w:r>
       <w:r>
         <w:rPr>
-          <w:b w:val="1"/>
-          <w:bCs w:val="1"/>
-        </w:rPr>
-        <w:t>[</w:t>
-      </w:r>
-      <w:r>
-        <w:rPr>
-          <w:b w:val="1"/>
-          <w:bCs w:val="1"/>
-        </w:rPr>
-        <w:t>GameLab</w:t>
-      </w:r>
-      <w:r>
-        <w:rPr>
-          <w:b w:val="1"/>
-          <w:bCs w:val="1"/>
-        </w:rPr>
-        <w:t>],</w:t>
-      </w:r>
-      <w:r>
-        <w:rPr>
-          <w:b w:val="1"/>
-          <w:bCs w:val="1"/>
+          <w:b/>
+          <w:bCs/>
+        </w:rPr>
+        <w:t>[GameLab],</w:t>
+      </w:r>
+      <w:r>
+        <w:rPr>
+          <w:b/>
+          <w:bCs/>
         </w:rPr>
         <w:t xml:space="preserve"> </w:t>
       </w:r>
       <w:r>
         <w:rPr>
-          <w:b w:val="1"/>
-          <w:bCs w:val="1"/>
-        </w:rPr>
-        <w:t>[</w:t>
-      </w:r>
-      <w:r>
-        <w:rPr>
-          <w:b w:val="1"/>
-          <w:bCs w:val="1"/>
-        </w:rPr>
-        <w:t>JavaLab</w:t>
-      </w:r>
-      <w:r>
-        <w:rPr>
-          <w:b w:val="1"/>
-          <w:bCs w:val="1"/>
+          <w:b/>
+          <w:bCs/>
+        </w:rPr>
+        <w:t>[JavaLab]</w:t>
+      </w:r>
+      <w:r>
+        <w:t xml:space="preserve">, </w:t>
+      </w:r>
+      <w:r>
+        <w:rPr>
+          <w:b/>
+          <w:bCs/>
+        </w:rPr>
+        <w:t>[JPMSLab</w:t>
+      </w:r>
+      <w:r>
+        <w:rPr>
+          <w:b/>
+          <w:bCs/>
+        </w:rPr>
+        <w:t>s</w:t>
+      </w:r>
+      <w:r>
+        <w:rPr>
+          <w:b/>
+          <w:bCs/>
         </w:rPr>
         <w:t>]</w:t>
       </w:r>
       <w:r>
-        <w:rPr/>
         <w:t xml:space="preserve">, </w:t>
       </w:r>
       <w:r>
         <w:rPr>
-          <w:b w:val="1"/>
-          <w:bCs w:val="1"/>
-        </w:rPr>
-        <w:t>[</w:t>
-      </w:r>
-      <w:r>
-        <w:rPr>
-          <w:b w:val="1"/>
-          <w:bCs w:val="1"/>
-        </w:rPr>
-        <w:t>JPMSLab</w:t>
-      </w:r>
-      <w:r>
-        <w:rPr>
-          <w:b w:val="1"/>
-          <w:bCs w:val="1"/>
-        </w:rPr>
-        <w:t>s</w:t>
-      </w:r>
-      <w:r>
-        <w:rPr>
-          <w:b w:val="1"/>
-          <w:bCs w:val="1"/>
-        </w:rPr>
-        <w:t>]</w:t>
-      </w:r>
-      <w:r>
-        <w:rPr/>
-        <w:t xml:space="preserve">, </w:t>
-      </w:r>
-      <w:r>
-        <w:rPr>
-          <w:b w:val="1"/>
-          <w:bCs w:val="1"/>
-        </w:rPr>
-        <w:t>[</w:t>
-      </w:r>
-      <w:r>
-        <w:rPr>
-          <w:b w:val="1"/>
-          <w:bCs w:val="1"/>
-        </w:rPr>
-        <w:t>SpringLab</w:t>
-      </w:r>
-      <w:r>
-        <w:rPr>
-          <w:b w:val="1"/>
-          <w:bCs w:val="1"/>
-        </w:rPr>
-        <w:t>]</w:t>
-      </w:r>
-      <w:r>
-        <w:rPr>
-          <w:b w:val="1"/>
-          <w:bCs w:val="1"/>
+          <w:b/>
+          <w:bCs/>
+        </w:rPr>
+        <w:t>[SpringLab]</w:t>
+      </w:r>
+      <w:r>
+        <w:rPr>
+          <w:b/>
+          <w:bCs/>
         </w:rPr>
         <w:t>,</w:t>
       </w:r>
       <w:r>
-        <w:rPr/>
         <w:t xml:space="preserve"> </w:t>
       </w:r>
       <w:r>
         <w:rPr>
-          <w:b w:val="1"/>
-          <w:bCs w:val="1"/>
+          <w:b/>
+          <w:bCs/>
         </w:rPr>
         <w:t>[TestLab]</w:t>
       </w:r>
       <w:r>
-        <w:rPr/>
         <w:t xml:space="preserve"> </w:t>
       </w:r>
       <w:r>
-        <w:rPr/>
         <w:t>and</w:t>
       </w:r>
       <w:r>
         <w:rPr>
-          <w:b w:val="1"/>
-          <w:bCs w:val="1"/>
-        </w:rPr>
-        <w:t xml:space="preserve"> [</w:t>
-      </w:r>
-      <w:r>
-        <w:rPr>
-          <w:b w:val="1"/>
-          <w:bCs w:val="1"/>
-        </w:rPr>
-        <w:t>MicroServiceLab</w:t>
-      </w:r>
-      <w:r>
-        <w:rPr>
-          <w:b w:val="1"/>
-          <w:bCs w:val="1"/>
-        </w:rPr>
-        <w:t>]</w:t>
-      </w:r>
-      <w:r>
-        <w:rPr/>
+          <w:b/>
+          <w:bCs/>
+        </w:rPr>
+        <w:t xml:space="preserve"> [MicroServiceLab]</w:t>
+      </w:r>
+      <w:r>
         <w:t xml:space="preserve"> </w:t>
       </w:r>
       <w:r>
-        <w:rPr/>
         <w:t>labs based on your own</w:t>
       </w:r>
       <w:r>
-        <w:rPr/>
         <w:t xml:space="preserve"> GitHub </w:t>
       </w:r>
       <w:r>
-        <w:rPr/>
         <w:t>repositories</w:t>
       </w:r>
       <w:r>
-        <w:rPr/>
         <w:t>.</w:t>
       </w:r>
     </w:p>
@@ -696,7 +605,7 @@
       </w:r>
     </w:p>
     <w:p>
-      <w:hyperlink r:id="rId6">
+      <w:hyperlink r:id="rId7">
         <w:r>
           <w:rPr>
             <w:color w:val="0563C1"/>
@@ -711,7 +620,7 @@
     </w:p>
     <w:p/>
     <w:sectPr>
-      <w:pgSz w:w="11906" w:h="16838" w:orient="portrait"/>
+      <w:pgSz w:w="11906" w:h="16838"/>
       <w:pgMar w:top="1440" w:right="1440" w:bottom="1440" w:left="1440" w:header="708" w:footer="708" w:gutter="0"/>
       <w:pgNumType w:start="1"/>
       <w:cols w:space="720"/>
@@ -725,7 +634,7 @@
   <w:docDefaults>
     <w:rPrDefault>
       <w:rPr>
-        <w:rFonts w:ascii="Calibri" w:hAnsi="Calibri" w:eastAsia="Calibri" w:cs="Calibri"/>
+        <w:rFonts w:ascii="Calibri" w:eastAsia="Calibri" w:hAnsi="Calibri" w:cs="Calibri"/>
         <w:sz w:val="24"/>
         <w:szCs w:val="24"/>
         <w:lang w:val="en-US" w:eastAsia="en-GB" w:bidi="ar-SA"/>
@@ -736,14 +645,14 @@
   <w:latentStyles w:defLockedState="0" w:defUIPriority="99" w:defSemiHidden="0" w:defUnhideWhenUsed="0" w:defQFormat="0" w:count="376">
     <w:lsdException w:name="Normal" w:uiPriority="0" w:qFormat="1"/>
     <w:lsdException w:name="heading 1" w:uiPriority="9" w:qFormat="1"/>
-    <w:lsdException w:name="heading 2" w:uiPriority="9" w:semiHidden="1" w:unhideWhenUsed="1" w:qFormat="1"/>
-    <w:lsdException w:name="heading 3" w:uiPriority="9" w:semiHidden="1" w:unhideWhenUsed="1" w:qFormat="1"/>
-    <w:lsdException w:name="heading 4" w:uiPriority="9" w:semiHidden="1" w:unhideWhenUsed="1" w:qFormat="1"/>
-    <w:lsdException w:name="heading 5" w:uiPriority="9" w:semiHidden="1" w:unhideWhenUsed="1" w:qFormat="1"/>
-    <w:lsdException w:name="heading 6" w:uiPriority="9" w:semiHidden="1" w:unhideWhenUsed="1" w:qFormat="1"/>
-    <w:lsdException w:name="heading 7" w:uiPriority="9" w:semiHidden="1" w:unhideWhenUsed="1" w:qFormat="1"/>
-    <w:lsdException w:name="heading 8" w:uiPriority="9" w:semiHidden="1" w:unhideWhenUsed="1" w:qFormat="1"/>
-    <w:lsdException w:name="heading 9" w:uiPriority="9" w:semiHidden="1" w:unhideWhenUsed="1" w:qFormat="1"/>
+    <w:lsdException w:name="heading 2" w:semiHidden="1" w:uiPriority="9" w:unhideWhenUsed="1" w:qFormat="1"/>
+    <w:lsdException w:name="heading 3" w:semiHidden="1" w:uiPriority="9" w:unhideWhenUsed="1" w:qFormat="1"/>
+    <w:lsdException w:name="heading 4" w:semiHidden="1" w:uiPriority="9" w:unhideWhenUsed="1" w:qFormat="1"/>
+    <w:lsdException w:name="heading 5" w:semiHidden="1" w:uiPriority="9" w:unhideWhenUsed="1" w:qFormat="1"/>
+    <w:lsdException w:name="heading 6" w:semiHidden="1" w:uiPriority="9" w:unhideWhenUsed="1" w:qFormat="1"/>
+    <w:lsdException w:name="heading 7" w:semiHidden="1" w:uiPriority="9" w:unhideWhenUsed="1" w:qFormat="1"/>
+    <w:lsdException w:name="heading 8" w:semiHidden="1" w:uiPriority="9" w:unhideWhenUsed="1" w:qFormat="1"/>
+    <w:lsdException w:name="heading 9" w:semiHidden="1" w:uiPriority="9" w:unhideWhenUsed="1" w:qFormat="1"/>
     <w:lsdException w:name="index 1" w:semiHidden="1" w:unhideWhenUsed="1"/>
     <w:lsdException w:name="index 2" w:semiHidden="1" w:unhideWhenUsed="1"/>
     <w:lsdException w:name="index 3" w:semiHidden="1" w:unhideWhenUsed="1"/>
@@ -753,22 +662,22 @@
     <w:lsdException w:name="index 7" w:semiHidden="1" w:unhideWhenUsed="1"/>
     <w:lsdException w:name="index 8" w:semiHidden="1" w:unhideWhenUsed="1"/>
     <w:lsdException w:name="index 9" w:semiHidden="1" w:unhideWhenUsed="1"/>
-    <w:lsdException w:name="toc 1" w:uiPriority="39" w:semiHidden="1" w:unhideWhenUsed="1"/>
-    <w:lsdException w:name="toc 2" w:uiPriority="39" w:semiHidden="1" w:unhideWhenUsed="1"/>
-    <w:lsdException w:name="toc 3" w:uiPriority="39" w:semiHidden="1" w:unhideWhenUsed="1"/>
-    <w:lsdException w:name="toc 4" w:uiPriority="39" w:semiHidden="1" w:unhideWhenUsed="1"/>
-    <w:lsdException w:name="toc 5" w:uiPriority="39" w:semiHidden="1" w:unhideWhenUsed="1"/>
-    <w:lsdException w:name="toc 6" w:uiPriority="39" w:semiHidden="1" w:unhideWhenUsed="1"/>
-    <w:lsdException w:name="toc 7" w:uiPriority="39" w:semiHidden="1" w:unhideWhenUsed="1"/>
-    <w:lsdException w:name="toc 8" w:uiPriority="39" w:semiHidden="1" w:unhideWhenUsed="1"/>
-    <w:lsdException w:name="toc 9" w:uiPriority="39" w:semiHidden="1" w:unhideWhenUsed="1"/>
+    <w:lsdException w:name="toc 1" w:semiHidden="1" w:uiPriority="39" w:unhideWhenUsed="1"/>
+    <w:lsdException w:name="toc 2" w:semiHidden="1" w:uiPriority="39" w:unhideWhenUsed="1"/>
+    <w:lsdException w:name="toc 3" w:semiHidden="1" w:uiPriority="39" w:unhideWhenUsed="1"/>
+    <w:lsdException w:name="toc 4" w:semiHidden="1" w:uiPriority="39" w:unhideWhenUsed="1"/>
+    <w:lsdException w:name="toc 5" w:semiHidden="1" w:uiPriority="39" w:unhideWhenUsed="1"/>
+    <w:lsdException w:name="toc 6" w:semiHidden="1" w:uiPriority="39" w:unhideWhenUsed="1"/>
+    <w:lsdException w:name="toc 7" w:semiHidden="1" w:uiPriority="39" w:unhideWhenUsed="1"/>
+    <w:lsdException w:name="toc 8" w:semiHidden="1" w:uiPriority="39" w:unhideWhenUsed="1"/>
+    <w:lsdException w:name="toc 9" w:semiHidden="1" w:uiPriority="39" w:unhideWhenUsed="1"/>
     <w:lsdException w:name="Normal Indent" w:semiHidden="1" w:unhideWhenUsed="1"/>
     <w:lsdException w:name="footnote text" w:semiHidden="1" w:unhideWhenUsed="1"/>
     <w:lsdException w:name="annotation text" w:semiHidden="1" w:unhideWhenUsed="1"/>
     <w:lsdException w:name="header" w:semiHidden="1" w:unhideWhenUsed="1"/>
     <w:lsdException w:name="footer" w:semiHidden="1" w:unhideWhenUsed="1"/>
     <w:lsdException w:name="index heading" w:semiHidden="1" w:unhideWhenUsed="1"/>
-    <w:lsdException w:name="caption" w:uiPriority="35" w:semiHidden="1" w:unhideWhenUsed="1" w:qFormat="1"/>
+    <w:lsdException w:name="caption" w:semiHidden="1" w:uiPriority="35" w:unhideWhenUsed="1" w:qFormat="1"/>
     <w:lsdException w:name="table of figures" w:semiHidden="1" w:unhideWhenUsed="1"/>
     <w:lsdException w:name="envelope address" w:semiHidden="1" w:unhideWhenUsed="1"/>
     <w:lsdException w:name="envelope return" w:semiHidden="1" w:unhideWhenUsed="1"/>
@@ -799,7 +708,7 @@
     <w:lsdException w:name="Title" w:uiPriority="10" w:qFormat="1"/>
     <w:lsdException w:name="Closing" w:semiHidden="1" w:unhideWhenUsed="1"/>
     <w:lsdException w:name="Signature" w:semiHidden="1" w:unhideWhenUsed="1"/>
-    <w:lsdException w:name="Default Paragraph Font" w:uiPriority="1" w:semiHidden="1" w:unhideWhenUsed="1"/>
+    <w:lsdException w:name="Default Paragraph Font" w:semiHidden="1" w:uiPriority="1" w:unhideWhenUsed="1"/>
     <w:lsdException w:name="Body Text" w:semiHidden="1" w:unhideWhenUsed="1"/>
     <w:lsdException w:name="Body Text Indent" w:semiHidden="1" w:unhideWhenUsed="1"/>
     <w:lsdException w:name="List Continue" w:semiHidden="1" w:unhideWhenUsed="1"/>
@@ -999,8 +908,8 @@
     <w:lsdException w:name="Subtle Reference" w:uiPriority="31" w:qFormat="1"/>
     <w:lsdException w:name="Intense Reference" w:uiPriority="32" w:qFormat="1"/>
     <w:lsdException w:name="Book Title" w:uiPriority="33" w:qFormat="1"/>
-    <w:lsdException w:name="Bibliography" w:uiPriority="37" w:semiHidden="1" w:unhideWhenUsed="1"/>
-    <w:lsdException w:name="TOC Heading" w:uiPriority="39" w:semiHidden="1" w:unhideWhenUsed="1" w:qFormat="1"/>
+    <w:lsdException w:name="Bibliography" w:semiHidden="1" w:uiPriority="37" w:unhideWhenUsed="1"/>
+    <w:lsdException w:name="TOC Heading" w:semiHidden="1" w:uiPriority="39" w:unhideWhenUsed="1" w:qFormat="1"/>
     <w:lsdException w:name="Plain Table 1" w:uiPriority="41"/>
     <w:lsdException w:name="Plain Table 2" w:uiPriority="42"/>
     <w:lsdException w:name="Plain Table 3" w:uiPriority="43"/>
@@ -1111,7 +1020,7 @@
     <w:lsdException w:name="Unresolved Mention" w:semiHidden="1" w:unhideWhenUsed="1"/>
     <w:lsdException w:name="Smart Link" w:semiHidden="1" w:unhideWhenUsed="1"/>
   </w:latentStyles>
-  <w:style w:type="paragraph" w:styleId="Normal" w:default="1">
+  <w:style w:type="paragraph" w:default="1" w:styleId="Normal">
     <w:name w:val="Normal"/>
     <w:qFormat/>
   </w:style>
@@ -1231,13 +1140,12 @@
       <w:szCs w:val="20"/>
     </w:rPr>
   </w:style>
-  <w:style w:type="character" w:styleId="DefaultParagraphFont" w:default="1">
+  <w:style w:type="character" w:default="1" w:styleId="DefaultParagraphFont">
     <w:name w:val="Default Paragraph Font"/>
     <w:uiPriority w:val="1"/>
-    <w:semiHidden/>
     <w:unhideWhenUsed/>
   </w:style>
-  <w:style w:type="table" w:styleId="TableNormal" w:default="1">
+  <w:style w:type="table" w:default="1" w:styleId="TableNormal">
     <w:name w:val="Normal Table"/>
     <w:uiPriority w:val="99"/>
     <w:semiHidden/>
@@ -1252,7 +1160,7 @@
       </w:tblCellMar>
     </w:tblPr>
   </w:style>
-  <w:style w:type="numbering" w:styleId="NoList" w:default="1">
+  <w:style w:type="numbering" w:default="1" w:styleId="NoList">
     <w:name w:val="No List"/>
     <w:uiPriority w:val="99"/>
     <w:semiHidden/>
@@ -1317,7 +1225,7 @@
       <w:spacing w:before="360" w:after="80"/>
     </w:pPr>
     <w:rPr>
-      <w:rFonts w:ascii="Georgia" w:hAnsi="Georgia" w:eastAsia="Georgia" w:cs="Georgia"/>
+      <w:rFonts w:ascii="Georgia" w:eastAsia="Georgia" w:hAnsi="Georgia" w:cs="Georgia"/>
       <w:i/>
       <w:color w:val="666666"/>
       <w:sz w:val="48"/>
@@ -1328,7 +1236,7 @@
 </file>
 
 <file path=word/theme/theme1.xml><?xml version="1.0" encoding="utf-8"?>
-<a:theme xmlns:a="http://schemas.openxmlformats.org/drawingml/2006/main" xmlns:thm15="http://schemas.microsoft.com/office/thememl/2012/main" name="Office Theme">
+<a:theme xmlns:a="http://schemas.openxmlformats.org/drawingml/2006/main" name="Office Theme">
   <a:themeElements>
     <a:clrScheme name="Office">
       <a:dk1>

--- a/KBS thmul24.docx
+++ b/KBS thmul24.docx
@@ -188,6 +188,784 @@
         <w:t>The Player, Enemy and Weapon components must implement service provided interfaces that allow the components to be updated and removed without recompilation.</w:t>
       </w:r>
     </w:p>
+    <w:p>
+      <w:pPr>
+        <w:rPr>
+          <w:b/>
+        </w:rPr>
+      </w:pPr>
+    </w:p>
+    <w:tbl>
+      <w:tblPr>
+        <w:tblStyle w:val="TableGrid"/>
+        <w:tblW w:w="0" w:type="auto"/>
+        <w:tblLook w:val="04A0" w:firstRow="1" w:lastRow="0" w:firstColumn="1" w:lastColumn="0" w:noHBand="0" w:noVBand="1"/>
+      </w:tblPr>
+      <w:tblGrid>
+        <w:gridCol w:w="2830"/>
+        <w:gridCol w:w="6186"/>
+      </w:tblGrid>
+      <w:tr>
+        <w:tc>
+          <w:tcPr>
+            <w:tcW w:w="2830" w:type="dxa"/>
+          </w:tcPr>
+          <w:p>
+            <w:r>
+              <w:t xml:space="preserve">Functional </w:t>
+            </w:r>
+            <w:r>
+              <w:t>Requirements</w:t>
+            </w:r>
+          </w:p>
+        </w:tc>
+        <w:tc>
+          <w:tcPr>
+            <w:tcW w:w="6186" w:type="dxa"/>
+          </w:tcPr>
+          <w:p/>
+        </w:tc>
+      </w:tr>
+      <w:tr>
+        <w:tc>
+          <w:tcPr>
+            <w:tcW w:w="2830" w:type="dxa"/>
+          </w:tcPr>
+          <w:p>
+            <w:r>
+              <w:t>Labs 1</w:t>
+            </w:r>
+          </w:p>
+        </w:tc>
+        <w:tc>
+          <w:tcPr>
+            <w:tcW w:w="6186" w:type="dxa"/>
+          </w:tcPr>
+          <w:p/>
+        </w:tc>
+      </w:tr>
+      <w:tr>
+        <w:tc>
+          <w:tcPr>
+            <w:tcW w:w="2830" w:type="dxa"/>
+          </w:tcPr>
+          <w:p>
+            <w:r>
+              <w:t>Lf</w:t>
+            </w:r>
+            <w:r>
+              <w:t>r1</w:t>
+            </w:r>
+            <w:r>
+              <w:t>a</w:t>
+            </w:r>
+          </w:p>
+        </w:tc>
+        <w:tc>
+          <w:tcPr>
+            <w:tcW w:w="6186" w:type="dxa"/>
+          </w:tcPr>
+          <w:p>
+            <w:r>
+              <w:t>Use maven</w:t>
+            </w:r>
+          </w:p>
+        </w:tc>
+      </w:tr>
+      <w:tr>
+        <w:tc>
+          <w:tcPr>
+            <w:tcW w:w="2830" w:type="dxa"/>
+          </w:tcPr>
+          <w:p>
+            <w:r>
+              <w:t>Lfr1b</w:t>
+            </w:r>
+          </w:p>
+        </w:tc>
+        <w:tc>
+          <w:tcPr>
+            <w:tcW w:w="6186" w:type="dxa"/>
+          </w:tcPr>
+          <w:p>
+            <w:r>
+              <w:t>Use JPMS</w:t>
+            </w:r>
+          </w:p>
+        </w:tc>
+      </w:tr>
+      <w:tr>
+        <w:tc>
+          <w:tcPr>
+            <w:tcW w:w="2830" w:type="dxa"/>
+          </w:tcPr>
+          <w:p>
+            <w:r>
+              <w:t>Lfr1</w:t>
+            </w:r>
+            <w:r>
+              <w:t>c</w:t>
+            </w:r>
+          </w:p>
+        </w:tc>
+        <w:tc>
+          <w:tcPr>
+            <w:tcW w:w="6186" w:type="dxa"/>
+          </w:tcPr>
+          <w:p>
+            <w:r>
+              <w:t>Implement Core</w:t>
+            </w:r>
+          </w:p>
+        </w:tc>
+      </w:tr>
+      <w:tr>
+        <w:tc>
+          <w:tcPr>
+            <w:tcW w:w="2830" w:type="dxa"/>
+          </w:tcPr>
+          <w:p>
+            <w:r>
+              <w:t>Lfr1</w:t>
+            </w:r>
+            <w:r>
+              <w:t>d</w:t>
+            </w:r>
+          </w:p>
+        </w:tc>
+        <w:tc>
+          <w:tcPr>
+            <w:tcW w:w="6186" w:type="dxa"/>
+          </w:tcPr>
+          <w:p>
+            <w:proofErr w:type="gramStart"/>
+            <w:r>
+              <w:t>Implement</w:t>
+            </w:r>
+            <w:proofErr w:type="gramEnd"/>
+            <w:r>
+              <w:t xml:space="preserve"> </w:t>
+            </w:r>
+            <w:r>
+              <w:t>Bullet Component</w:t>
+            </w:r>
+          </w:p>
+        </w:tc>
+      </w:tr>
+      <w:tr>
+        <w:tc>
+          <w:tcPr>
+            <w:tcW w:w="2830" w:type="dxa"/>
+          </w:tcPr>
+          <w:p>
+            <w:r>
+              <w:t>Lfr1</w:t>
+            </w:r>
+            <w:r>
+              <w:t>e</w:t>
+            </w:r>
+          </w:p>
+        </w:tc>
+        <w:tc>
+          <w:tcPr>
+            <w:tcW w:w="6186" w:type="dxa"/>
+          </w:tcPr>
+          <w:p>
+            <w:r>
+              <w:t xml:space="preserve">Implement </w:t>
+            </w:r>
+            <w:r>
+              <w:t>Player Component</w:t>
+            </w:r>
+          </w:p>
+        </w:tc>
+      </w:tr>
+      <w:tr>
+        <w:tc>
+          <w:tcPr>
+            <w:tcW w:w="2830" w:type="dxa"/>
+          </w:tcPr>
+          <w:p>
+            <w:r>
+              <w:t>Lfr1</w:t>
+            </w:r>
+            <w:r>
+              <w:t>f</w:t>
+            </w:r>
+          </w:p>
+        </w:tc>
+        <w:tc>
+          <w:tcPr>
+            <w:tcW w:w="6186" w:type="dxa"/>
+          </w:tcPr>
+          <w:p>
+            <w:r>
+              <w:t xml:space="preserve">Implement </w:t>
+            </w:r>
+            <w:r>
+              <w:t>Enemy</w:t>
+            </w:r>
+          </w:p>
+        </w:tc>
+      </w:tr>
+      <w:tr>
+        <w:tc>
+          <w:tcPr>
+            <w:tcW w:w="2830" w:type="dxa"/>
+          </w:tcPr>
+          <w:p>
+            <w:r>
+              <w:t>Labs</w:t>
+            </w:r>
+            <w:r>
+              <w:t xml:space="preserve"> </w:t>
+            </w:r>
+            <w:r>
+              <w:t>2</w:t>
+            </w:r>
+          </w:p>
+        </w:tc>
+        <w:tc>
+          <w:tcPr>
+            <w:tcW w:w="6186" w:type="dxa"/>
+          </w:tcPr>
+          <w:p/>
+        </w:tc>
+      </w:tr>
+      <w:tr>
+        <w:tc>
+          <w:tcPr>
+            <w:tcW w:w="2830" w:type="dxa"/>
+          </w:tcPr>
+          <w:p>
+            <w:r>
+              <w:t>Lfr</w:t>
+            </w:r>
+            <w:r>
+              <w:t>2a</w:t>
+            </w:r>
+          </w:p>
+        </w:tc>
+        <w:tc>
+          <w:tcPr>
+            <w:tcW w:w="6186" w:type="dxa"/>
+          </w:tcPr>
+          <w:p>
+            <w:r>
+              <w:t xml:space="preserve">Implement </w:t>
+            </w:r>
+            <w:proofErr w:type="spellStart"/>
+            <w:r>
+              <w:t>ServiceLoader</w:t>
+            </w:r>
+            <w:proofErr w:type="spellEnd"/>
+          </w:p>
+        </w:tc>
+      </w:tr>
+      <w:tr>
+        <w:tc>
+          <w:tcPr>
+            <w:tcW w:w="2830" w:type="dxa"/>
+          </w:tcPr>
+          <w:p>
+            <w:r>
+              <w:t>Lfr2</w:t>
+            </w:r>
+            <w:r>
+              <w:t>b</w:t>
+            </w:r>
+          </w:p>
+        </w:tc>
+        <w:tc>
+          <w:tcPr>
+            <w:tcW w:w="6186" w:type="dxa"/>
+          </w:tcPr>
+          <w:p>
+            <w:r>
+              <w:t xml:space="preserve">Implement </w:t>
+            </w:r>
+            <w:proofErr w:type="spellStart"/>
+            <w:r>
+              <w:t>IGamePluginService</w:t>
+            </w:r>
+            <w:proofErr w:type="spellEnd"/>
+            <w:r>
+              <w:t xml:space="preserve">, </w:t>
+            </w:r>
+            <w:proofErr w:type="spellStart"/>
+            <w:r>
+              <w:t>IEntityProcessorService</w:t>
+            </w:r>
+            <w:proofErr w:type="spellEnd"/>
+            <w:r>
+              <w:t xml:space="preserve"> and </w:t>
+            </w:r>
+            <w:proofErr w:type="spellStart"/>
+            <w:r>
+              <w:t>IPostEntityProcessorService</w:t>
+            </w:r>
+            <w:proofErr w:type="spellEnd"/>
+            <w:r>
+              <w:t xml:space="preserve"> </w:t>
+            </w:r>
+          </w:p>
+        </w:tc>
+      </w:tr>
+      <w:tr>
+        <w:tc>
+          <w:tcPr>
+            <w:tcW w:w="2830" w:type="dxa"/>
+          </w:tcPr>
+          <w:p>
+            <w:r>
+              <w:t>Lfr2</w:t>
+            </w:r>
+            <w:r>
+              <w:t>c</w:t>
+            </w:r>
+          </w:p>
+        </w:tc>
+        <w:tc>
+          <w:tcPr>
+            <w:tcW w:w="6186" w:type="dxa"/>
+          </w:tcPr>
+          <w:p>
+            <w:r>
+              <w:t xml:space="preserve">Implement </w:t>
+            </w:r>
+            <w:r>
+              <w:t>Asteroids</w:t>
+            </w:r>
+          </w:p>
+        </w:tc>
+      </w:tr>
+      <w:tr>
+        <w:tc>
+          <w:tcPr>
+            <w:tcW w:w="2830" w:type="dxa"/>
+          </w:tcPr>
+          <w:p>
+            <w:r>
+              <w:t>Labs 3</w:t>
+            </w:r>
+          </w:p>
+        </w:tc>
+        <w:tc>
+          <w:tcPr>
+            <w:tcW w:w="6186" w:type="dxa"/>
+          </w:tcPr>
+          <w:p/>
+        </w:tc>
+      </w:tr>
+      <w:tr>
+        <w:tc>
+          <w:tcPr>
+            <w:tcW w:w="2830" w:type="dxa"/>
+          </w:tcPr>
+          <w:p>
+            <w:r>
+              <w:t>Lfr</w:t>
+            </w:r>
+            <w:r>
+              <w:t>3</w:t>
+            </w:r>
+            <w:r>
+              <w:t>a</w:t>
+            </w:r>
+          </w:p>
+        </w:tc>
+        <w:tc>
+          <w:tcPr>
+            <w:tcW w:w="6186" w:type="dxa"/>
+          </w:tcPr>
+          <w:p>
+            <w:r>
+              <w:t xml:space="preserve">Implement </w:t>
+            </w:r>
+            <w:r>
+              <w:t>import and export in module-info.java</w:t>
+            </w:r>
+          </w:p>
+        </w:tc>
+      </w:tr>
+      <w:tr>
+        <w:tc>
+          <w:tcPr>
+            <w:tcW w:w="2830" w:type="dxa"/>
+          </w:tcPr>
+          <w:p>
+            <w:r>
+              <w:t>Lfr3</w:t>
+            </w:r>
+            <w:r>
+              <w:t>b</w:t>
+            </w:r>
+          </w:p>
+        </w:tc>
+        <w:tc>
+          <w:tcPr>
+            <w:tcW w:w="6186" w:type="dxa"/>
+          </w:tcPr>
+          <w:p>
+            <w:r>
+              <w:t>Implement</w:t>
+            </w:r>
+            <w:r>
+              <w:t xml:space="preserve"> provides</w:t>
+            </w:r>
+            <w:r>
+              <w:t xml:space="preserve"> </w:t>
+            </w:r>
+            <w:r>
+              <w:t>with</w:t>
+            </w:r>
+            <w:r>
+              <w:t xml:space="preserve"> and </w:t>
+            </w:r>
+            <w:r>
+              <w:t>uses</w:t>
+            </w:r>
+            <w:r>
+              <w:t xml:space="preserve"> in module-info.java</w:t>
+            </w:r>
+          </w:p>
+        </w:tc>
+      </w:tr>
+      <w:tr>
+        <w:tc>
+          <w:tcPr>
+            <w:tcW w:w="2830" w:type="dxa"/>
+          </w:tcPr>
+          <w:p>
+            <w:r>
+              <w:t>Labs 5</w:t>
+            </w:r>
+          </w:p>
+        </w:tc>
+        <w:tc>
+          <w:tcPr>
+            <w:tcW w:w="6186" w:type="dxa"/>
+          </w:tcPr>
+          <w:p/>
+        </w:tc>
+      </w:tr>
+      <w:tr>
+        <w:tc>
+          <w:tcPr>
+            <w:tcW w:w="2830" w:type="dxa"/>
+          </w:tcPr>
+          <w:p>
+            <w:r>
+              <w:t>Lfr</w:t>
+            </w:r>
+            <w:r>
+              <w:t>5a</w:t>
+            </w:r>
+          </w:p>
+        </w:tc>
+        <w:tc>
+          <w:tcPr>
+            <w:tcW w:w="6186" w:type="dxa"/>
+          </w:tcPr>
+          <w:p>
+            <w:r>
+              <w:t xml:space="preserve">Implement </w:t>
+            </w:r>
+            <w:r>
+              <w:t>split package</w:t>
+            </w:r>
+          </w:p>
+        </w:tc>
+      </w:tr>
+      <w:tr>
+        <w:tc>
+          <w:tcPr>
+            <w:tcW w:w="2830" w:type="dxa"/>
+          </w:tcPr>
+          <w:p>
+            <w:r>
+              <w:t>Labs 6</w:t>
+            </w:r>
+          </w:p>
+        </w:tc>
+        <w:tc>
+          <w:tcPr>
+            <w:tcW w:w="6186" w:type="dxa"/>
+          </w:tcPr>
+          <w:p/>
+        </w:tc>
+      </w:tr>
+      <w:tr>
+        <w:tc>
+          <w:tcPr>
+            <w:tcW w:w="2830" w:type="dxa"/>
+          </w:tcPr>
+          <w:p>
+            <w:r>
+              <w:t>Lfr</w:t>
+            </w:r>
+            <w:r>
+              <w:t>6</w:t>
+            </w:r>
+            <w:r>
+              <w:t>a</w:t>
+            </w:r>
+          </w:p>
+        </w:tc>
+        <w:tc>
+          <w:tcPr>
+            <w:tcW w:w="6186" w:type="dxa"/>
+          </w:tcPr>
+          <w:p>
+            <w:r>
+              <w:t xml:space="preserve">Implement </w:t>
+            </w:r>
+            <w:r>
+              <w:t>core with spring runtime container</w:t>
+            </w:r>
+          </w:p>
+        </w:tc>
+      </w:tr>
+      <w:tr>
+        <w:tc>
+          <w:tcPr>
+            <w:tcW w:w="2830" w:type="dxa"/>
+          </w:tcPr>
+          <w:p>
+            <w:r>
+              <w:t>Labs 8</w:t>
+            </w:r>
+          </w:p>
+        </w:tc>
+        <w:tc>
+          <w:tcPr>
+            <w:tcW w:w="6186" w:type="dxa"/>
+          </w:tcPr>
+          <w:p/>
+        </w:tc>
+      </w:tr>
+      <w:tr>
+        <w:tc>
+          <w:tcPr>
+            <w:tcW w:w="2830" w:type="dxa"/>
+          </w:tcPr>
+          <w:p>
+            <w:r>
+              <w:t>Lfr</w:t>
+            </w:r>
+            <w:r>
+              <w:t>8</w:t>
+            </w:r>
+            <w:r>
+              <w:t>a</w:t>
+            </w:r>
+          </w:p>
+        </w:tc>
+        <w:tc>
+          <w:tcPr>
+            <w:tcW w:w="6186" w:type="dxa"/>
+          </w:tcPr>
+          <w:p>
+            <w:r>
+              <w:t xml:space="preserve">Implement </w:t>
+            </w:r>
+            <w:r>
+              <w:t xml:space="preserve">at least one test for a component of the game </w:t>
+            </w:r>
+          </w:p>
+        </w:tc>
+      </w:tr>
+    </w:tbl>
+    <w:p>
+      <w:pPr>
+        <w:rPr>
+          <w:b/>
+          <w:bCs/>
+        </w:rPr>
+      </w:pPr>
+    </w:p>
+    <w:tbl>
+      <w:tblPr>
+        <w:tblStyle w:val="TableGrid"/>
+        <w:tblW w:w="0" w:type="auto"/>
+        <w:tblLook w:val="04A0" w:firstRow="1" w:lastRow="0" w:firstColumn="1" w:lastColumn="0" w:noHBand="0" w:noVBand="1"/>
+      </w:tblPr>
+      <w:tblGrid>
+        <w:gridCol w:w="4508"/>
+        <w:gridCol w:w="4508"/>
+      </w:tblGrid>
+      <w:tr>
+        <w:tc>
+          <w:tcPr>
+            <w:tcW w:w="4508" w:type="dxa"/>
+          </w:tcPr>
+          <w:p>
+            <w:r>
+              <w:t>Nonf</w:t>
+            </w:r>
+            <w:r>
+              <w:t>unctional Requirements</w:t>
+            </w:r>
+          </w:p>
+        </w:tc>
+        <w:tc>
+          <w:tcPr>
+            <w:tcW w:w="4508" w:type="dxa"/>
+          </w:tcPr>
+          <w:p/>
+        </w:tc>
+      </w:tr>
+      <w:tr>
+        <w:tc>
+          <w:tcPr>
+            <w:tcW w:w="4508" w:type="dxa"/>
+          </w:tcPr>
+          <w:p>
+            <w:r>
+              <w:t>Nfr</w:t>
+            </w:r>
+            <w:r>
+              <w:t>1</w:t>
+            </w:r>
+          </w:p>
+        </w:tc>
+        <w:tc>
+          <w:tcPr>
+            <w:tcW w:w="4508" w:type="dxa"/>
+          </w:tcPr>
+          <w:p>
+            <w:r>
+              <w:t>Enemy need to shoot and move randomly</w:t>
+            </w:r>
+          </w:p>
+        </w:tc>
+      </w:tr>
+      <w:tr>
+        <w:tc>
+          <w:tcPr>
+            <w:tcW w:w="4508" w:type="dxa"/>
+          </w:tcPr>
+          <w:p>
+            <w:r>
+              <w:lastRenderedPageBreak/>
+              <w:t>Nfr2</w:t>
+            </w:r>
+          </w:p>
+        </w:tc>
+        <w:tc>
+          <w:tcPr>
+            <w:tcW w:w="4508" w:type="dxa"/>
+          </w:tcPr>
+          <w:p>
+            <w:r>
+              <w:t>Asteroids</w:t>
+            </w:r>
+            <w:r>
+              <w:t xml:space="preserve"> need </w:t>
+            </w:r>
+            <w:r>
+              <w:t>to move</w:t>
+            </w:r>
+            <w:r>
+              <w:t xml:space="preserve"> randomly</w:t>
+            </w:r>
+            <w:r>
+              <w:t xml:space="preserve"> and when destroyed, split into two smaller asteroids</w:t>
+            </w:r>
+          </w:p>
+        </w:tc>
+      </w:tr>
+      <w:tr>
+        <w:tc>
+          <w:tcPr>
+            <w:tcW w:w="4508" w:type="dxa"/>
+          </w:tcPr>
+          <w:p>
+            <w:r>
+              <w:t>Nfr</w:t>
+            </w:r>
+            <w:r>
+              <w:t>3</w:t>
+            </w:r>
+          </w:p>
+        </w:tc>
+        <w:tc>
+          <w:tcPr>
+            <w:tcW w:w="4508" w:type="dxa"/>
+          </w:tcPr>
+          <w:p>
+            <w:proofErr w:type="gramStart"/>
+            <w:r>
+              <w:t>Player</w:t>
+            </w:r>
+            <w:proofErr w:type="gramEnd"/>
+            <w:r>
+              <w:t xml:space="preserve"> should be destroyed when hit by enemy </w:t>
+            </w:r>
+            <w:proofErr w:type="gramStart"/>
+            <w:r>
+              <w:t>bullet</w:t>
+            </w:r>
+            <w:proofErr w:type="gramEnd"/>
+            <w:r>
+              <w:t xml:space="preserve"> or asteroid</w:t>
+            </w:r>
+          </w:p>
+        </w:tc>
+      </w:tr>
+      <w:tr>
+        <w:tc>
+          <w:tcPr>
+            <w:tcW w:w="4508" w:type="dxa"/>
+          </w:tcPr>
+          <w:p>
+            <w:r>
+              <w:t>Nfr4</w:t>
+            </w:r>
+          </w:p>
+        </w:tc>
+        <w:tc>
+          <w:tcPr>
+            <w:tcW w:w="4508" w:type="dxa"/>
+          </w:tcPr>
+          <w:p>
+            <w:r>
+              <w:t xml:space="preserve">Instantiate Game with </w:t>
+            </w:r>
+            <w:proofErr w:type="spellStart"/>
+            <w:r>
+              <w:t>IEntityProcessors</w:t>
+            </w:r>
+            <w:proofErr w:type="spellEnd"/>
+            <w:r>
+              <w:t xml:space="preserve"> and </w:t>
+            </w:r>
+            <w:proofErr w:type="spellStart"/>
+            <w:r>
+              <w:t>IGamePluginServices</w:t>
+            </w:r>
+            <w:proofErr w:type="spellEnd"/>
+            <w:r>
+              <w:t xml:space="preserve"> from spring</w:t>
+            </w:r>
+          </w:p>
+        </w:tc>
+      </w:tr>
+      <w:tr>
+        <w:tc>
+          <w:tcPr>
+            <w:tcW w:w="4508" w:type="dxa"/>
+          </w:tcPr>
+          <w:p/>
+        </w:tc>
+        <w:tc>
+          <w:tcPr>
+            <w:tcW w:w="4508" w:type="dxa"/>
+          </w:tcPr>
+          <w:p/>
+        </w:tc>
+      </w:tr>
+    </w:tbl>
     <w:p>
       <w:pPr>
         <w:rPr>
@@ -369,168 +1147,168 @@
     </w:p>
     <w:p>
       <w:r>
+        <w:t>You should describe how you register components and how you access them.</w:t>
+      </w:r>
+    </w:p>
+    <w:p>
+      <w:r>
+        <w:t xml:space="preserve">Note, you are allowed to reuse the game logic, but you must implement the </w:t>
+      </w:r>
+      <w:r>
+        <w:rPr>
+          <w:b/>
+          <w:bCs/>
+        </w:rPr>
+        <w:t>[GameLab],</w:t>
+      </w:r>
+      <w:r>
+        <w:rPr>
+          <w:b/>
+          <w:bCs/>
+        </w:rPr>
+        <w:t xml:space="preserve"> </w:t>
+      </w:r>
+      <w:r>
+        <w:rPr>
+          <w:b/>
+          <w:bCs/>
+        </w:rPr>
+        <w:t>[JavaLab]</w:t>
+      </w:r>
+      <w:r>
+        <w:t xml:space="preserve">, </w:t>
+      </w:r>
+      <w:r>
+        <w:rPr>
+          <w:b/>
+          <w:bCs/>
+        </w:rPr>
+        <w:t>[JPMSLab</w:t>
+      </w:r>
+      <w:r>
+        <w:rPr>
+          <w:b/>
+          <w:bCs/>
+        </w:rPr>
+        <w:t>s</w:t>
+      </w:r>
+      <w:r>
+        <w:rPr>
+          <w:b/>
+          <w:bCs/>
+        </w:rPr>
+        <w:t>]</w:t>
+      </w:r>
+      <w:r>
+        <w:t xml:space="preserve">, </w:t>
+      </w:r>
+      <w:r>
+        <w:rPr>
+          <w:b/>
+          <w:bCs/>
+        </w:rPr>
+        <w:t>[SpringLab]</w:t>
+      </w:r>
+      <w:r>
+        <w:rPr>
+          <w:b/>
+          <w:bCs/>
+        </w:rPr>
+        <w:t>,</w:t>
+      </w:r>
+      <w:r>
+        <w:t xml:space="preserve"> </w:t>
+      </w:r>
+      <w:r>
+        <w:rPr>
+          <w:b/>
+          <w:bCs/>
+        </w:rPr>
+        <w:t>[TestLab]</w:t>
+      </w:r>
+      <w:r>
+        <w:t xml:space="preserve"> </w:t>
+      </w:r>
+      <w:r>
+        <w:t>and</w:t>
+      </w:r>
+      <w:r>
+        <w:rPr>
+          <w:b/>
+          <w:bCs/>
+        </w:rPr>
+        <w:t xml:space="preserve"> [MicroServiceLab]</w:t>
+      </w:r>
+      <w:r>
+        <w:t xml:space="preserve"> </w:t>
+      </w:r>
+      <w:r>
+        <w:t>labs based on your own</w:t>
+      </w:r>
+      <w:r>
+        <w:t xml:space="preserve"> GitHub </w:t>
+      </w:r>
+      <w:r>
+        <w:t>repositories</w:t>
+      </w:r>
+      <w:r>
+        <w:t>.</w:t>
+      </w:r>
+    </w:p>
+    <w:p/>
+    <w:p>
+      <w:pPr>
+        <w:rPr>
+          <w:b/>
+        </w:rPr>
+      </w:pPr>
+      <w:r>
+        <w:rPr>
+          <w:b/>
+          <w:u w:val="single"/>
+        </w:rPr>
+        <w:t>Test</w:t>
+      </w:r>
+    </w:p>
+    <w:p>
+      <w:r>
+        <w:t xml:space="preserve">Describe how experimental validation was performed through deployment of the game on top of the component container in a real setting. </w:t>
+      </w:r>
+    </w:p>
+    <w:p>
+      <w:r>
+        <w:t>Test the system's software-abilities such as dynamic updates using integration and unit test.</w:t>
+      </w:r>
+    </w:p>
+    <w:p>
+      <w:pPr>
+        <w:rPr>
+          <w:b/>
+        </w:rPr>
+      </w:pPr>
+    </w:p>
+    <w:p>
+      <w:pPr>
+        <w:rPr>
+          <w:b/>
+        </w:rPr>
+      </w:pPr>
+      <w:r>
+        <w:rPr>
+          <w:b/>
+          <w:u w:val="single"/>
+        </w:rPr>
+        <w:t>Discussion</w:t>
+      </w:r>
+    </w:p>
+    <w:p>
+      <w:r>
+        <w:t xml:space="preserve">Discuss how well the game solved the identified essential problems (module updates etc.). </w:t>
+      </w:r>
+    </w:p>
+    <w:p>
+      <w:r>
         <w:lastRenderedPageBreak/>
-        <w:t>You should describe how you register components and how you access them.</w:t>
-      </w:r>
-    </w:p>
-    <w:p>
-      <w:r>
-        <w:t xml:space="preserve">Note, you are allowed to reuse the game logic, but you must implement the </w:t>
-      </w:r>
-      <w:r>
-        <w:rPr>
-          <w:b/>
-          <w:bCs/>
-        </w:rPr>
-        <w:t>[GameLab],</w:t>
-      </w:r>
-      <w:r>
-        <w:rPr>
-          <w:b/>
-          <w:bCs/>
-        </w:rPr>
-        <w:t xml:space="preserve"> </w:t>
-      </w:r>
-      <w:r>
-        <w:rPr>
-          <w:b/>
-          <w:bCs/>
-        </w:rPr>
-        <w:t>[JavaLab]</w:t>
-      </w:r>
-      <w:r>
-        <w:t xml:space="preserve">, </w:t>
-      </w:r>
-      <w:r>
-        <w:rPr>
-          <w:b/>
-          <w:bCs/>
-        </w:rPr>
-        <w:t>[JPMSLab</w:t>
-      </w:r>
-      <w:r>
-        <w:rPr>
-          <w:b/>
-          <w:bCs/>
-        </w:rPr>
-        <w:t>s</w:t>
-      </w:r>
-      <w:r>
-        <w:rPr>
-          <w:b/>
-          <w:bCs/>
-        </w:rPr>
-        <w:t>]</w:t>
-      </w:r>
-      <w:r>
-        <w:t xml:space="preserve">, </w:t>
-      </w:r>
-      <w:r>
-        <w:rPr>
-          <w:b/>
-          <w:bCs/>
-        </w:rPr>
-        <w:t>[SpringLab]</w:t>
-      </w:r>
-      <w:r>
-        <w:rPr>
-          <w:b/>
-          <w:bCs/>
-        </w:rPr>
-        <w:t>,</w:t>
-      </w:r>
-      <w:r>
-        <w:t xml:space="preserve"> </w:t>
-      </w:r>
-      <w:r>
-        <w:rPr>
-          <w:b/>
-          <w:bCs/>
-        </w:rPr>
-        <w:t>[TestLab]</w:t>
-      </w:r>
-      <w:r>
-        <w:t xml:space="preserve"> </w:t>
-      </w:r>
-      <w:r>
-        <w:t>and</w:t>
-      </w:r>
-      <w:r>
-        <w:rPr>
-          <w:b/>
-          <w:bCs/>
-        </w:rPr>
-        <w:t xml:space="preserve"> [MicroServiceLab]</w:t>
-      </w:r>
-      <w:r>
-        <w:t xml:space="preserve"> </w:t>
-      </w:r>
-      <w:r>
-        <w:t>labs based on your own</w:t>
-      </w:r>
-      <w:r>
-        <w:t xml:space="preserve"> GitHub </w:t>
-      </w:r>
-      <w:r>
-        <w:t>repositories</w:t>
-      </w:r>
-      <w:r>
-        <w:t>.</w:t>
-      </w:r>
-    </w:p>
-    <w:p/>
-    <w:p>
-      <w:pPr>
-        <w:rPr>
-          <w:b/>
-        </w:rPr>
-      </w:pPr>
-      <w:r>
-        <w:rPr>
-          <w:b/>
-          <w:u w:val="single"/>
-        </w:rPr>
-        <w:t>Test</w:t>
-      </w:r>
-    </w:p>
-    <w:p>
-      <w:r>
-        <w:t xml:space="preserve">Describe how experimental validation was performed through deployment of the game on top of the component container in a real setting. </w:t>
-      </w:r>
-    </w:p>
-    <w:p>
-      <w:r>
-        <w:t>Test the system's software-abilities such as dynamic updates using integration and unit test.</w:t>
-      </w:r>
-    </w:p>
-    <w:p>
-      <w:pPr>
-        <w:rPr>
-          <w:b/>
-        </w:rPr>
-      </w:pPr>
-    </w:p>
-    <w:p>
-      <w:pPr>
-        <w:rPr>
-          <w:b/>
-        </w:rPr>
-      </w:pPr>
-      <w:r>
-        <w:rPr>
-          <w:b/>
-          <w:u w:val="single"/>
-        </w:rPr>
-        <w:t>Discussion</w:t>
-      </w:r>
-    </w:p>
-    <w:p>
-      <w:r>
-        <w:t xml:space="preserve">Discuss how well the game solved the identified essential problems (module updates etc.). </w:t>
-      </w:r>
-    </w:p>
-    <w:p>
-      <w:r>
         <w:t>To which extent did your design meet the requirements?</w:t>
       </w:r>
     </w:p>
@@ -1023,6 +1801,7 @@
   <w:style w:type="paragraph" w:default="1" w:styleId="Normal">
     <w:name w:val="Normal"/>
     <w:qFormat/>
+    <w:rsid w:val="0031312F"/>
   </w:style>
   <w:style w:type="paragraph" w:styleId="Heading1">
     <w:name w:val="heading 1"/>
@@ -1143,6 +1922,7 @@
   <w:style w:type="character" w:default="1" w:styleId="DefaultParagraphFont">
     <w:name w:val="Default Paragraph Font"/>
     <w:uiPriority w:val="1"/>
+    <w:semiHidden/>
     <w:unhideWhenUsed/>
   </w:style>
   <w:style w:type="table" w:default="1" w:styleId="TableNormal">
@@ -1231,6 +2011,22 @@
       <w:sz w:val="48"/>
       <w:szCs w:val="48"/>
     </w:rPr>
+  </w:style>
+  <w:style w:type="table" w:styleId="TableGrid">
+    <w:name w:val="Table Grid"/>
+    <w:basedOn w:val="TableNormal"/>
+    <w:uiPriority w:val="39"/>
+    <w:rsid w:val="0031312F"/>
+    <w:tblPr>
+      <w:tblBorders>
+        <w:top w:val="single" w:sz="4" w:space="0" w:color="auto"/>
+        <w:left w:val="single" w:sz="4" w:space="0" w:color="auto"/>
+        <w:bottom w:val="single" w:sz="4" w:space="0" w:color="auto"/>
+        <w:right w:val="single" w:sz="4" w:space="0" w:color="auto"/>
+        <w:insideH w:val="single" w:sz="4" w:space="0" w:color="auto"/>
+        <w:insideV w:val="single" w:sz="4" w:space="0" w:color="auto"/>
+      </w:tblBorders>
+    </w:tblPr>
   </w:style>
 </w:styles>
 </file>
